--- a/Physics/Units/04-Momentum and Impulse/Unit Plan.docx
+++ b/Physics/Units/04-Momentum and Impulse/Unit Plan.docx
@@ -316,7 +316,7 @@
                 <w:sz w:val="22"/>
                 <w:u w:val="none"/>
               </w:rPr>
-              <w:t>Momentum — The Measure of Motion</w:t>
+              <w:t>Momentum — The Measure of Motion (Day 1 of 2)</w:t>
             </w:r>
           </w:p>
         </w:tc>
@@ -335,7 +335,7 @@
                 <w:sz w:val="22"/>
                 <w:u w:val="none"/>
               </w:rPr>
-              <w:t>2</w:t>
+              <w:t>1</w:t>
             </w:r>
           </w:p>
         </w:tc>
@@ -354,7 +354,7 @@
                 <w:sz w:val="22"/>
                 <w:u w:val="none"/>
               </w:rPr>
-              <w:t>At the end of 42 minutes I can calculate the momentum of an object and explain why momentum depends on both mass and vel...</w:t>
+              <w:t>At the end of 42 minutes I can define and identify key concepts related to: calculate the momentum of an object and expl...</w:t>
             </w:r>
           </w:p>
         </w:tc>
@@ -396,7 +396,7 @@
                 <w:sz w:val="22"/>
                 <w:u w:val="none"/>
               </w:rPr>
-              <w:t>Impulse and the Impulse-Momentum Theorem</w:t>
+              <w:t>Momentum — The Measure of Motion (Day 2 of 2)</w:t>
             </w:r>
           </w:p>
         </w:tc>
@@ -416,7 +416,7 @@
                 <w:sz w:val="22"/>
                 <w:u w:val="none"/>
               </w:rPr>
-              <w:t>3</w:t>
+              <w:t>1</w:t>
             </w:r>
           </w:p>
         </w:tc>
@@ -436,7 +436,7 @@
                 <w:sz w:val="22"/>
                 <w:u w:val="none"/>
               </w:rPr>
-              <w:t>At the end of 42 minutes I can calculate impulse as force multiplied by time, apply the impulse-momentum theorem (J = De...</w:t>
+              <w:t>At the end of 42 minutes I can apply and analyze my understanding to calculate the momentum of an object and explain why...</w:t>
             </w:r>
           </w:p>
         </w:tc>
@@ -476,7 +476,7 @@
                 <w:sz w:val="22"/>
                 <w:u w:val="none"/>
               </w:rPr>
-              <w:t>Conservation of Momentum</w:t>
+              <w:t>Impulse and the Impulse-Momentum Theorem (Day 1 of 3)</w:t>
             </w:r>
           </w:p>
         </w:tc>
@@ -495,7 +495,7 @@
                 <w:sz w:val="22"/>
                 <w:u w:val="none"/>
               </w:rPr>
-              <w:t>3</w:t>
+              <w:t>1</w:t>
             </w:r>
           </w:p>
         </w:tc>
@@ -514,7 +514,7 @@
                 <w:sz w:val="22"/>
                 <w:u w:val="none"/>
               </w:rPr>
-              <w:t>At the end of 42 minutes I can apply the law of conservation of momentum to calculate unknown velocities before or after...</w:t>
+              <w:t>At the end of 42 minutes I can define and describe key concepts related to: calculate impulse as force multiplied by tim...</w:t>
             </w:r>
           </w:p>
         </w:tc>
@@ -556,7 +556,7 @@
                 <w:sz w:val="22"/>
                 <w:u w:val="none"/>
               </w:rPr>
-              <w:t>Elastic and Inelastic Collisions</w:t>
+              <w:t>Impulse and the Impulse-Momentum Theorem (Day 2 of 3)</w:t>
             </w:r>
           </w:p>
         </w:tc>
@@ -576,7 +576,7 @@
                 <w:sz w:val="22"/>
                 <w:u w:val="none"/>
               </w:rPr>
-              <w:t>2</w:t>
+              <w:t>1</w:t>
             </w:r>
           </w:p>
         </w:tc>
@@ -596,7 +596,7 @@
                 <w:sz w:val="22"/>
                 <w:u w:val="none"/>
               </w:rPr>
-              <w:t>At the end of 42 minutes I can classify collisions as elastic, inelastic, or perfectly inelastic and determine whether k...</w:t>
+              <w:t>At the end of 42 minutes I can apply and compare concepts and calculate impulse as force multiplied by time, apply the i...</w:t>
             </w:r>
           </w:p>
         </w:tc>
@@ -636,7 +636,7 @@
                 <w:sz w:val="22"/>
                 <w:u w:val="none"/>
               </w:rPr>
-              <w:t>2D Collisions Introduction and Real-World Applications</w:t>
+              <w:t>Impulse and the Impulse-Momentum Theorem (Day 3 of 3)</w:t>
             </w:r>
           </w:p>
         </w:tc>
@@ -655,7 +655,7 @@
                 <w:sz w:val="22"/>
                 <w:u w:val="none"/>
               </w:rPr>
-              <w:t>2</w:t>
+              <w:t>1</w:t>
             </w:r>
           </w:p>
         </w:tc>
@@ -674,7 +674,7 @@
                 <w:sz w:val="22"/>
                 <w:u w:val="none"/>
               </w:rPr>
-              <w:t>At the end of 42 minutes I can apply conservation of momentum in two dimensions by analyzing the x- and y-components sep...</w:t>
+              <w:t>At the end of 42 minutes I can evaluate and explain my understanding to calculate impulse as force multiplied by time, a...</w:t>
             </w:r>
           </w:p>
         </w:tc>
@@ -716,7 +716,7 @@
                 <w:sz w:val="22"/>
                 <w:u w:val="none"/>
               </w:rPr>
-              <w:t>Momentum Unit Review and Safety Engineering Design Challenge</w:t>
+              <w:t>Conservation of Momentum (Day 1 of 3)</w:t>
             </w:r>
           </w:p>
         </w:tc>
@@ -736,7 +736,7 @@
                 <w:sz w:val="22"/>
                 <w:u w:val="none"/>
               </w:rPr>
-              <w:t>3</w:t>
+              <w:t>1</w:t>
             </w:r>
           </w:p>
         </w:tc>
@@ -756,7 +756,725 @@
                 <w:sz w:val="22"/>
                 <w:u w:val="none"/>
               </w:rPr>
-              <w:t>At the end of 42 minutes I can design and evaluate a device that minimizes the force on an object during a collision by ...</w:t>
+              <w:t>At the end of 42 minutes I can define and describe key concepts related to: apply the law of conservation of momentum to...</w:t>
+            </w:r>
+          </w:p>
+        </w:tc>
+      </w:tr>
+      <w:tr>
+        <w:tc>
+          <w:tcPr>
+            <w:tcW w:type="dxa" w:w="1008"/>
+          </w:tcPr>
+          <w:p>
+            <w:r/>
+            <w:r>
+              <w:rPr>
+                <w:rFonts w:ascii="Calibri" w:hAnsi="Calibri"/>
+                <w:b w:val="0"/>
+                <w:i w:val="0"/>
+                <w:color w:val="000000"/>
+                <w:sz w:val="22"/>
+                <w:u w:val="none"/>
+              </w:rPr>
+              <w:t>7</w:t>
+            </w:r>
+          </w:p>
+        </w:tc>
+        <w:tc>
+          <w:tcPr>
+            <w:tcW w:type="dxa" w:w="2880"/>
+          </w:tcPr>
+          <w:p>
+            <w:r/>
+            <w:r>
+              <w:rPr>
+                <w:rFonts w:ascii="Calibri" w:hAnsi="Calibri"/>
+                <w:b w:val="0"/>
+                <w:i w:val="0"/>
+                <w:color w:val="000000"/>
+                <w:sz w:val="22"/>
+                <w:u w:val="none"/>
+              </w:rPr>
+              <w:t>Conservation of Momentum (Day 2 of 3)</w:t>
+            </w:r>
+          </w:p>
+        </w:tc>
+        <w:tc>
+          <w:tcPr>
+            <w:tcW w:type="dxa" w:w="864"/>
+          </w:tcPr>
+          <w:p>
+            <w:r/>
+            <w:r>
+              <w:rPr>
+                <w:rFonts w:ascii="Calibri" w:hAnsi="Calibri"/>
+                <w:b w:val="0"/>
+                <w:i w:val="0"/>
+                <w:color w:val="000000"/>
+                <w:sz w:val="22"/>
+                <w:u w:val="none"/>
+              </w:rPr>
+              <w:t>1</w:t>
+            </w:r>
+          </w:p>
+        </w:tc>
+        <w:tc>
+          <w:tcPr>
+            <w:tcW w:type="dxa" w:w="5040"/>
+          </w:tcPr>
+          <w:p>
+            <w:r/>
+            <w:r>
+              <w:rPr>
+                <w:rFonts w:ascii="Calibri" w:hAnsi="Calibri"/>
+                <w:b w:val="0"/>
+                <w:i w:val="0"/>
+                <w:color w:val="000000"/>
+                <w:sz w:val="22"/>
+                <w:u w:val="none"/>
+              </w:rPr>
+              <w:t>At the end of 42 minutes I can apply and compare concepts and apply the law of conservation of momentum to calculate unk...</w:t>
+            </w:r>
+          </w:p>
+        </w:tc>
+      </w:tr>
+      <w:tr>
+        <w:tc>
+          <w:tcPr>
+            <w:tcW w:type="dxa" w:w="1008"/>
+            <w:shd w:fill="F2F2F2" w:val="clear"/>
+          </w:tcPr>
+          <w:p>
+            <w:r/>
+            <w:r>
+              <w:rPr>
+                <w:rFonts w:ascii="Calibri" w:hAnsi="Calibri"/>
+                <w:b w:val="0"/>
+                <w:i w:val="0"/>
+                <w:color w:val="000000"/>
+                <w:sz w:val="22"/>
+                <w:u w:val="none"/>
+              </w:rPr>
+              <w:t>8</w:t>
+            </w:r>
+          </w:p>
+        </w:tc>
+        <w:tc>
+          <w:tcPr>
+            <w:tcW w:type="dxa" w:w="2880"/>
+            <w:shd w:fill="F2F2F2" w:val="clear"/>
+          </w:tcPr>
+          <w:p>
+            <w:r/>
+            <w:r>
+              <w:rPr>
+                <w:rFonts w:ascii="Calibri" w:hAnsi="Calibri"/>
+                <w:b w:val="0"/>
+                <w:i w:val="0"/>
+                <w:color w:val="000000"/>
+                <w:sz w:val="22"/>
+                <w:u w:val="none"/>
+              </w:rPr>
+              <w:t>Conservation of Momentum (Day 3 of 3)</w:t>
+            </w:r>
+          </w:p>
+        </w:tc>
+        <w:tc>
+          <w:tcPr>
+            <w:tcW w:type="dxa" w:w="864"/>
+            <w:shd w:fill="F2F2F2" w:val="clear"/>
+          </w:tcPr>
+          <w:p>
+            <w:r/>
+            <w:r>
+              <w:rPr>
+                <w:rFonts w:ascii="Calibri" w:hAnsi="Calibri"/>
+                <w:b w:val="0"/>
+                <w:i w:val="0"/>
+                <w:color w:val="000000"/>
+                <w:sz w:val="22"/>
+                <w:u w:val="none"/>
+              </w:rPr>
+              <w:t>1</w:t>
+            </w:r>
+          </w:p>
+        </w:tc>
+        <w:tc>
+          <w:tcPr>
+            <w:tcW w:type="dxa" w:w="5040"/>
+            <w:shd w:fill="F2F2F2" w:val="clear"/>
+          </w:tcPr>
+          <w:p>
+            <w:r/>
+            <w:r>
+              <w:rPr>
+                <w:rFonts w:ascii="Calibri" w:hAnsi="Calibri"/>
+                <w:b w:val="0"/>
+                <w:i w:val="0"/>
+                <w:color w:val="000000"/>
+                <w:sz w:val="22"/>
+                <w:u w:val="none"/>
+              </w:rPr>
+              <w:t>At the end of 42 minutes I can evaluate and explain my understanding to apply the law of conservation of momentum to cal...</w:t>
+            </w:r>
+          </w:p>
+        </w:tc>
+      </w:tr>
+      <w:tr>
+        <w:tc>
+          <w:tcPr>
+            <w:tcW w:type="dxa" w:w="1008"/>
+          </w:tcPr>
+          <w:p>
+            <w:r/>
+            <w:r>
+              <w:rPr>
+                <w:rFonts w:ascii="Calibri" w:hAnsi="Calibri"/>
+                <w:b w:val="0"/>
+                <w:i w:val="0"/>
+                <w:color w:val="000000"/>
+                <w:sz w:val="22"/>
+                <w:u w:val="none"/>
+              </w:rPr>
+              <w:t>9</w:t>
+            </w:r>
+          </w:p>
+        </w:tc>
+        <w:tc>
+          <w:tcPr>
+            <w:tcW w:type="dxa" w:w="2880"/>
+          </w:tcPr>
+          <w:p>
+            <w:r/>
+            <w:r>
+              <w:rPr>
+                <w:rFonts w:ascii="Calibri" w:hAnsi="Calibri"/>
+                <w:b w:val="0"/>
+                <w:i w:val="0"/>
+                <w:color w:val="000000"/>
+                <w:sz w:val="22"/>
+                <w:u w:val="none"/>
+              </w:rPr>
+              <w:t>Elastic and Inelastic Collisions (Day 1 of 2)</w:t>
+            </w:r>
+          </w:p>
+        </w:tc>
+        <w:tc>
+          <w:tcPr>
+            <w:tcW w:type="dxa" w:w="864"/>
+          </w:tcPr>
+          <w:p>
+            <w:r/>
+            <w:r>
+              <w:rPr>
+                <w:rFonts w:ascii="Calibri" w:hAnsi="Calibri"/>
+                <w:b w:val="0"/>
+                <w:i w:val="0"/>
+                <w:color w:val="000000"/>
+                <w:sz w:val="22"/>
+                <w:u w:val="none"/>
+              </w:rPr>
+              <w:t>1</w:t>
+            </w:r>
+          </w:p>
+        </w:tc>
+        <w:tc>
+          <w:tcPr>
+            <w:tcW w:type="dxa" w:w="5040"/>
+          </w:tcPr>
+          <w:p>
+            <w:r/>
+            <w:r>
+              <w:rPr>
+                <w:rFonts w:ascii="Calibri" w:hAnsi="Calibri"/>
+                <w:b w:val="0"/>
+                <w:i w:val="0"/>
+                <w:color w:val="000000"/>
+                <w:sz w:val="22"/>
+                <w:u w:val="none"/>
+              </w:rPr>
+              <w:t>At the end of 42 minutes I can define and identify key concepts related to: classify collisions as elastic, inelastic, o...</w:t>
+            </w:r>
+          </w:p>
+        </w:tc>
+      </w:tr>
+      <w:tr>
+        <w:tc>
+          <w:tcPr>
+            <w:tcW w:type="dxa" w:w="1008"/>
+            <w:shd w:fill="F2F2F2" w:val="clear"/>
+          </w:tcPr>
+          <w:p>
+            <w:r/>
+            <w:r>
+              <w:rPr>
+                <w:rFonts w:ascii="Calibri" w:hAnsi="Calibri"/>
+                <w:b w:val="0"/>
+                <w:i w:val="0"/>
+                <w:color w:val="000000"/>
+                <w:sz w:val="22"/>
+                <w:u w:val="none"/>
+              </w:rPr>
+              <w:t>10</w:t>
+            </w:r>
+          </w:p>
+        </w:tc>
+        <w:tc>
+          <w:tcPr>
+            <w:tcW w:type="dxa" w:w="2880"/>
+            <w:shd w:fill="F2F2F2" w:val="clear"/>
+          </w:tcPr>
+          <w:p>
+            <w:r/>
+            <w:r>
+              <w:rPr>
+                <w:rFonts w:ascii="Calibri" w:hAnsi="Calibri"/>
+                <w:b w:val="0"/>
+                <w:i w:val="0"/>
+                <w:color w:val="000000"/>
+                <w:sz w:val="22"/>
+                <w:u w:val="none"/>
+              </w:rPr>
+              <w:t>Elastic and Inelastic Collisions (Day 2 of 2)</w:t>
+            </w:r>
+          </w:p>
+        </w:tc>
+        <w:tc>
+          <w:tcPr>
+            <w:tcW w:type="dxa" w:w="864"/>
+            <w:shd w:fill="F2F2F2" w:val="clear"/>
+          </w:tcPr>
+          <w:p>
+            <w:r/>
+            <w:r>
+              <w:rPr>
+                <w:rFonts w:ascii="Calibri" w:hAnsi="Calibri"/>
+                <w:b w:val="0"/>
+                <w:i w:val="0"/>
+                <w:color w:val="000000"/>
+                <w:sz w:val="22"/>
+                <w:u w:val="none"/>
+              </w:rPr>
+              <w:t>1</w:t>
+            </w:r>
+          </w:p>
+        </w:tc>
+        <w:tc>
+          <w:tcPr>
+            <w:tcW w:type="dxa" w:w="5040"/>
+            <w:shd w:fill="F2F2F2" w:val="clear"/>
+          </w:tcPr>
+          <w:p>
+            <w:r/>
+            <w:r>
+              <w:rPr>
+                <w:rFonts w:ascii="Calibri" w:hAnsi="Calibri"/>
+                <w:b w:val="0"/>
+                <w:i w:val="0"/>
+                <w:color w:val="000000"/>
+                <w:sz w:val="22"/>
+                <w:u w:val="none"/>
+              </w:rPr>
+              <w:t>At the end of 42 minutes I can apply and analyze my understanding to classify collisions as elastic, inelastic, or perfe...</w:t>
+            </w:r>
+          </w:p>
+        </w:tc>
+      </w:tr>
+      <w:tr>
+        <w:tc>
+          <w:tcPr>
+            <w:tcW w:type="dxa" w:w="1008"/>
+          </w:tcPr>
+          <w:p>
+            <w:r/>
+            <w:r>
+              <w:rPr>
+                <w:rFonts w:ascii="Calibri" w:hAnsi="Calibri"/>
+                <w:b w:val="0"/>
+                <w:i w:val="0"/>
+                <w:color w:val="000000"/>
+                <w:sz w:val="22"/>
+                <w:u w:val="none"/>
+              </w:rPr>
+              <w:t>11</w:t>
+            </w:r>
+          </w:p>
+        </w:tc>
+        <w:tc>
+          <w:tcPr>
+            <w:tcW w:type="dxa" w:w="2880"/>
+          </w:tcPr>
+          <w:p>
+            <w:r/>
+            <w:r>
+              <w:rPr>
+                <w:rFonts w:ascii="Calibri" w:hAnsi="Calibri"/>
+                <w:b w:val="0"/>
+                <w:i w:val="0"/>
+                <w:color w:val="000000"/>
+                <w:sz w:val="22"/>
+                <w:u w:val="none"/>
+              </w:rPr>
+              <w:t>2D Collisions Introduction and Real-World Applications (Day 1 of 2)</w:t>
+            </w:r>
+          </w:p>
+        </w:tc>
+        <w:tc>
+          <w:tcPr>
+            <w:tcW w:type="dxa" w:w="864"/>
+          </w:tcPr>
+          <w:p>
+            <w:r/>
+            <w:r>
+              <w:rPr>
+                <w:rFonts w:ascii="Calibri" w:hAnsi="Calibri"/>
+                <w:b w:val="0"/>
+                <w:i w:val="0"/>
+                <w:color w:val="000000"/>
+                <w:sz w:val="22"/>
+                <w:u w:val="none"/>
+              </w:rPr>
+              <w:t>1</w:t>
+            </w:r>
+          </w:p>
+        </w:tc>
+        <w:tc>
+          <w:tcPr>
+            <w:tcW w:type="dxa" w:w="5040"/>
+          </w:tcPr>
+          <w:p>
+            <w:r/>
+            <w:r>
+              <w:rPr>
+                <w:rFonts w:ascii="Calibri" w:hAnsi="Calibri"/>
+                <w:b w:val="0"/>
+                <w:i w:val="0"/>
+                <w:color w:val="000000"/>
+                <w:sz w:val="22"/>
+                <w:u w:val="none"/>
+              </w:rPr>
+              <w:t>At the end of 42 minutes I can define and identify key concepts related to: apply conservation of momentum in two dimens...</w:t>
+            </w:r>
+          </w:p>
+        </w:tc>
+      </w:tr>
+      <w:tr>
+        <w:tc>
+          <w:tcPr>
+            <w:tcW w:type="dxa" w:w="1008"/>
+            <w:shd w:fill="F2F2F2" w:val="clear"/>
+          </w:tcPr>
+          <w:p>
+            <w:r/>
+            <w:r>
+              <w:rPr>
+                <w:rFonts w:ascii="Calibri" w:hAnsi="Calibri"/>
+                <w:b w:val="0"/>
+                <w:i w:val="0"/>
+                <w:color w:val="000000"/>
+                <w:sz w:val="22"/>
+                <w:u w:val="none"/>
+              </w:rPr>
+              <w:t>12</w:t>
+            </w:r>
+          </w:p>
+        </w:tc>
+        <w:tc>
+          <w:tcPr>
+            <w:tcW w:type="dxa" w:w="2880"/>
+            <w:shd w:fill="F2F2F2" w:val="clear"/>
+          </w:tcPr>
+          <w:p>
+            <w:r/>
+            <w:r>
+              <w:rPr>
+                <w:rFonts w:ascii="Calibri" w:hAnsi="Calibri"/>
+                <w:b w:val="0"/>
+                <w:i w:val="0"/>
+                <w:color w:val="000000"/>
+                <w:sz w:val="22"/>
+                <w:u w:val="none"/>
+              </w:rPr>
+              <w:t>2D Collisions Introduction and Real-World Applications (Day 2 of 2)</w:t>
+            </w:r>
+          </w:p>
+        </w:tc>
+        <w:tc>
+          <w:tcPr>
+            <w:tcW w:type="dxa" w:w="864"/>
+            <w:shd w:fill="F2F2F2" w:val="clear"/>
+          </w:tcPr>
+          <w:p>
+            <w:r/>
+            <w:r>
+              <w:rPr>
+                <w:rFonts w:ascii="Calibri" w:hAnsi="Calibri"/>
+                <w:b w:val="0"/>
+                <w:i w:val="0"/>
+                <w:color w:val="000000"/>
+                <w:sz w:val="22"/>
+                <w:u w:val="none"/>
+              </w:rPr>
+              <w:t>1</w:t>
+            </w:r>
+          </w:p>
+        </w:tc>
+        <w:tc>
+          <w:tcPr>
+            <w:tcW w:type="dxa" w:w="5040"/>
+            <w:shd w:fill="F2F2F2" w:val="clear"/>
+          </w:tcPr>
+          <w:p>
+            <w:r/>
+            <w:r>
+              <w:rPr>
+                <w:rFonts w:ascii="Calibri" w:hAnsi="Calibri"/>
+                <w:b w:val="0"/>
+                <w:i w:val="0"/>
+                <w:color w:val="000000"/>
+                <w:sz w:val="22"/>
+                <w:u w:val="none"/>
+              </w:rPr>
+              <w:t>At the end of 42 minutes I can apply and analyze my understanding to apply conservation of momentum in two dimensions by...</w:t>
+            </w:r>
+          </w:p>
+        </w:tc>
+      </w:tr>
+      <w:tr>
+        <w:tc>
+          <w:tcPr>
+            <w:tcW w:type="dxa" w:w="1008"/>
+          </w:tcPr>
+          <w:p>
+            <w:r/>
+            <w:r>
+              <w:rPr>
+                <w:rFonts w:ascii="Calibri" w:hAnsi="Calibri"/>
+                <w:b w:val="0"/>
+                <w:i w:val="0"/>
+                <w:color w:val="000000"/>
+                <w:sz w:val="22"/>
+                <w:u w:val="none"/>
+              </w:rPr>
+              <w:t>13</w:t>
+            </w:r>
+          </w:p>
+        </w:tc>
+        <w:tc>
+          <w:tcPr>
+            <w:tcW w:type="dxa" w:w="2880"/>
+          </w:tcPr>
+          <w:p>
+            <w:r/>
+            <w:r>
+              <w:rPr>
+                <w:rFonts w:ascii="Calibri" w:hAnsi="Calibri"/>
+                <w:b w:val="0"/>
+                <w:i w:val="0"/>
+                <w:color w:val="000000"/>
+                <w:sz w:val="22"/>
+                <w:u w:val="none"/>
+              </w:rPr>
+              <w:t>Momentum Unit Review and Safety Engineering Design Challenge (Day 1 of 3)</w:t>
+            </w:r>
+          </w:p>
+        </w:tc>
+        <w:tc>
+          <w:tcPr>
+            <w:tcW w:type="dxa" w:w="864"/>
+          </w:tcPr>
+          <w:p>
+            <w:r/>
+            <w:r>
+              <w:rPr>
+                <w:rFonts w:ascii="Calibri" w:hAnsi="Calibri"/>
+                <w:b w:val="0"/>
+                <w:i w:val="0"/>
+                <w:color w:val="000000"/>
+                <w:sz w:val="22"/>
+                <w:u w:val="none"/>
+              </w:rPr>
+              <w:t>1</w:t>
+            </w:r>
+          </w:p>
+        </w:tc>
+        <w:tc>
+          <w:tcPr>
+            <w:tcW w:type="dxa" w:w="5040"/>
+          </w:tcPr>
+          <w:p>
+            <w:r/>
+            <w:r>
+              <w:rPr>
+                <w:rFonts w:ascii="Calibri" w:hAnsi="Calibri"/>
+                <w:b w:val="0"/>
+                <w:i w:val="0"/>
+                <w:color w:val="000000"/>
+                <w:sz w:val="22"/>
+                <w:u w:val="none"/>
+              </w:rPr>
+              <w:t>At the end of 42 minutes I can define and describe key concepts related to: design and evaluate a device that minimizes ...</w:t>
+            </w:r>
+          </w:p>
+        </w:tc>
+      </w:tr>
+      <w:tr>
+        <w:tc>
+          <w:tcPr>
+            <w:tcW w:type="dxa" w:w="1008"/>
+            <w:shd w:fill="F2F2F2" w:val="clear"/>
+          </w:tcPr>
+          <w:p>
+            <w:r/>
+            <w:r>
+              <w:rPr>
+                <w:rFonts w:ascii="Calibri" w:hAnsi="Calibri"/>
+                <w:b w:val="0"/>
+                <w:i w:val="0"/>
+                <w:color w:val="000000"/>
+                <w:sz w:val="22"/>
+                <w:u w:val="none"/>
+              </w:rPr>
+              <w:t>14</w:t>
+            </w:r>
+          </w:p>
+        </w:tc>
+        <w:tc>
+          <w:tcPr>
+            <w:tcW w:type="dxa" w:w="2880"/>
+            <w:shd w:fill="F2F2F2" w:val="clear"/>
+          </w:tcPr>
+          <w:p>
+            <w:r/>
+            <w:r>
+              <w:rPr>
+                <w:rFonts w:ascii="Calibri" w:hAnsi="Calibri"/>
+                <w:b w:val="0"/>
+                <w:i w:val="0"/>
+                <w:color w:val="000000"/>
+                <w:sz w:val="22"/>
+                <w:u w:val="none"/>
+              </w:rPr>
+              <w:t>Momentum Unit Review and Safety Engineering Design Challenge (Day 2 of 3)</w:t>
+            </w:r>
+          </w:p>
+        </w:tc>
+        <w:tc>
+          <w:tcPr>
+            <w:tcW w:type="dxa" w:w="864"/>
+            <w:shd w:fill="F2F2F2" w:val="clear"/>
+          </w:tcPr>
+          <w:p>
+            <w:r/>
+            <w:r>
+              <w:rPr>
+                <w:rFonts w:ascii="Calibri" w:hAnsi="Calibri"/>
+                <w:b w:val="0"/>
+                <w:i w:val="0"/>
+                <w:color w:val="000000"/>
+                <w:sz w:val="22"/>
+                <w:u w:val="none"/>
+              </w:rPr>
+              <w:t>1</w:t>
+            </w:r>
+          </w:p>
+        </w:tc>
+        <w:tc>
+          <w:tcPr>
+            <w:tcW w:type="dxa" w:w="5040"/>
+            <w:shd w:fill="F2F2F2" w:val="clear"/>
+          </w:tcPr>
+          <w:p>
+            <w:r/>
+            <w:r>
+              <w:rPr>
+                <w:rFonts w:ascii="Calibri" w:hAnsi="Calibri"/>
+                <w:b w:val="0"/>
+                <w:i w:val="0"/>
+                <w:color w:val="000000"/>
+                <w:sz w:val="22"/>
+                <w:u w:val="none"/>
+              </w:rPr>
+              <w:t>At the end of 42 minutes I can apply and compare concepts and design and evaluate a device that minimizes the force on a...</w:t>
+            </w:r>
+          </w:p>
+        </w:tc>
+      </w:tr>
+      <w:tr>
+        <w:tc>
+          <w:tcPr>
+            <w:tcW w:type="dxa" w:w="1008"/>
+          </w:tcPr>
+          <w:p>
+            <w:r/>
+            <w:r>
+              <w:rPr>
+                <w:rFonts w:ascii="Calibri" w:hAnsi="Calibri"/>
+                <w:b w:val="0"/>
+                <w:i w:val="0"/>
+                <w:color w:val="000000"/>
+                <w:sz w:val="22"/>
+                <w:u w:val="none"/>
+              </w:rPr>
+              <w:t>15</w:t>
+            </w:r>
+          </w:p>
+        </w:tc>
+        <w:tc>
+          <w:tcPr>
+            <w:tcW w:type="dxa" w:w="2880"/>
+          </w:tcPr>
+          <w:p>
+            <w:r/>
+            <w:r>
+              <w:rPr>
+                <w:rFonts w:ascii="Calibri" w:hAnsi="Calibri"/>
+                <w:b w:val="0"/>
+                <w:i w:val="0"/>
+                <w:color w:val="000000"/>
+                <w:sz w:val="22"/>
+                <w:u w:val="none"/>
+              </w:rPr>
+              <w:t>Momentum Unit Review and Safety Engineering Design Challenge (Day 3 of 3)</w:t>
+            </w:r>
+          </w:p>
+        </w:tc>
+        <w:tc>
+          <w:tcPr>
+            <w:tcW w:type="dxa" w:w="864"/>
+          </w:tcPr>
+          <w:p>
+            <w:r/>
+            <w:r>
+              <w:rPr>
+                <w:rFonts w:ascii="Calibri" w:hAnsi="Calibri"/>
+                <w:b w:val="0"/>
+                <w:i w:val="0"/>
+                <w:color w:val="000000"/>
+                <w:sz w:val="22"/>
+                <w:u w:val="none"/>
+              </w:rPr>
+              <w:t>1</w:t>
+            </w:r>
+          </w:p>
+        </w:tc>
+        <w:tc>
+          <w:tcPr>
+            <w:tcW w:type="dxa" w:w="5040"/>
+          </w:tcPr>
+          <w:p>
+            <w:r/>
+            <w:r>
+              <w:rPr>
+                <w:rFonts w:ascii="Calibri" w:hAnsi="Calibri"/>
+                <w:b w:val="0"/>
+                <w:i w:val="0"/>
+                <w:color w:val="000000"/>
+                <w:sz w:val="22"/>
+                <w:u w:val="none"/>
+              </w:rPr>
+              <w:t>At the end of 42 minutes I can evaluate and explain my understanding to design and evaluate a device that minimizes the ...</w:t>
             </w:r>
           </w:p>
         </w:tc>
